--- a/btth.docx
+++ b/btth.docx
@@ -9395,34 +9395,6 @@
         <w:rPr>
           <w:rFonts w:ascii="Arial" w:hAnsi="Arial" w:cs="Arial"/>
         </w:rPr>
-        <w:t>đã</w:t>
-      </w:r>
-      <w:proofErr w:type="spellEnd"/>
-      <w:r>
-        <w:rPr>
-          <w:rFonts w:ascii="Arial" w:hAnsi="Arial" w:cs="Arial"/>
-        </w:rPr>
-        <w:t xml:space="preserve"> </w:t>
-      </w:r>
-      <w:proofErr w:type="spellStart"/>
-      <w:r>
-        <w:rPr>
-          <w:rFonts w:ascii="Arial" w:hAnsi="Arial" w:cs="Arial"/>
-        </w:rPr>
-        <w:t>biết</w:t>
-      </w:r>
-      <w:proofErr w:type="spellEnd"/>
-      <w:r>
-        <w:rPr>
-          <w:rFonts w:ascii="Arial" w:hAnsi="Arial" w:cs="Arial"/>
-        </w:rPr>
-        <w:t xml:space="preserve"> </w:t>
-      </w:r>
-      <w:proofErr w:type="spellStart"/>
-      <w:r>
-        <w:rPr>
-          <w:rFonts w:ascii="Arial" w:hAnsi="Arial" w:cs="Arial"/>
-        </w:rPr>
         <w:t>trước</w:t>
       </w:r>
       <w:proofErr w:type="spellEnd"/>
@@ -11551,14 +11523,14 @@
         <w:rPr>
           <w:rFonts w:ascii="Arial" w:hAnsi="Arial" w:cs="Arial"/>
         </w:rPr>
-        <w:t xml:space="preserve"> t</w:t>
-      </w:r>
-      <w:proofErr w:type="spellStart"/>
-      <w:r>
-        <w:rPr>
-          <w:rFonts w:ascii="Arial" w:hAnsi="Arial" w:cs="Arial"/>
-        </w:rPr>
-        <w:t>ỷ</w:t>
+        <w:t xml:space="preserve"> </w:t>
+      </w:r>
+      <w:proofErr w:type="spellStart"/>
+      <w:r>
+        <w:rPr>
+          <w:rFonts w:ascii="Arial" w:hAnsi="Arial" w:cs="Arial"/>
+        </w:rPr>
+        <w:t>tỷ</w:t>
       </w:r>
       <w:proofErr w:type="spellEnd"/>
       <w:r>
@@ -11655,14 +11627,14 @@
         <w:rPr>
           <w:rFonts w:ascii="Arial" w:hAnsi="Arial" w:cs="Arial"/>
         </w:rPr>
-        <w:t xml:space="preserve"> đ</w:t>
-      </w:r>
-      <w:proofErr w:type="spellStart"/>
-      <w:r>
-        <w:rPr>
-          <w:rFonts w:ascii="Arial" w:hAnsi="Arial" w:cs="Arial"/>
-        </w:rPr>
-        <w:t>ánh</w:t>
+        <w:t xml:space="preserve"> </w:t>
+      </w:r>
+      <w:proofErr w:type="spellStart"/>
+      <w:r>
+        <w:rPr>
+          <w:rFonts w:ascii="Arial" w:hAnsi="Arial" w:cs="Arial"/>
+        </w:rPr>
+        <w:t>đánh</w:t>
       </w:r>
       <w:proofErr w:type="spellEnd"/>
       <w:r>
